--- a/paper_results/tables/paper_tables.docx
+++ b/paper_results/tables/paper_tables.docx
@@ -16,7 +16,7 @@
         <w:rPr>
           <w:i/>
         </w:rPr>
-        <w:t>Generated from the executed evidence at commit 63bf39bed285c8253cd6d370e7ef1a010d184b4b. Every cell is read from a file under paper_results/; none was transcribed. A quantity that was not measured reads “not measured” rather than zero.</w:t>
+        <w:t>Generated from the executed evidence at commit 9525b996cf0b9b5963a805520fae366743794b88. Every cell is read from a file under paper_results/; none was transcribed. A quantity that was not measured reads “not measured” rather than zero.</w:t>
       </w:r>
     </w:p>
     <w:p/>
